--- a/cf/jm/u/files/u026.docx
+++ b/cf/jm/u/files/u026.docx
@@ -20,7 +20,7 @@
     </w:p>
     <w:p>
       <w:r>
-        <w:t>請針對每個題目，把答案填在「回答：」後面（越具體越好）；填好後請放回您的部門資料夾即可，不需回信。</w:t>
+        <w:t>這份問卷是想更了解您的實際作業，好把您的 AI 助理做得更貼近需求。第一部分請把答案填在「回答：」後面（越具體越好）；第二部分只是先讓您了解，之後用的時候再一起調整，不用現在填。填好後放回您的部門資料夾即可，不需回信。</w:t>
       </w:r>
     </w:p>
     <w:p>
@@ -32,8 +32,16 @@
       </w:r>
     </w:p>
     <w:p>
+      <w:pPr>
+        <w:pStyle w:val="Heading2"/>
+      </w:pPr>
       <w:r>
-        <w:t>1. 查詢通常以什麼為條件——資產編號、使用人、還是設備名稱？要支援哪幾種查法？</w:t>
+        <w:t>一、請您提供或確認的事情</w:t>
+      </w:r>
+    </w:p>
+    <w:p>
+      <w:r>
+        <w:t>1. 你要查的是電腦資產（固定資產）現在的狀況和歷次異動，資料來源是固資主檔和財產移轉單嗎？先給我這兩份的範例。</w:t>
       </w:r>
     </w:p>
     <w:p>
@@ -43,7 +51,7 @@
     </w:p>
     <w:p>
       <w:r>
-        <w:t>2. 固資主檔現狀從入口網站取得、移轉歷程從電子簽核系統取得，兩邊資料能匯出成表嗎？</w:t>
+        <w:t>2. 查一台資產時要呈現什麼？（目前用誰、放哪、部門，加上歷次是怎麼轉手的）欄位有哪些？</w:t>
       </w:r>
     </w:p>
     <w:p>
@@ -53,7 +61,7 @@
     </w:p>
     <w:p>
       <w:r>
-        <w:t>3. 資產編號在兩邊都是唯一鍵嗎？會不會有主檔有、移轉單沒有（或反之）的情況？</w:t>
+        <w:t>3. 台帳（主檔）現狀和最近一次移轉單如果對不起來，要標「待更新／待確認」嗎？判定一致的欄位是哪些？</w:t>
       </w:r>
     </w:p>
     <w:p>
@@ -63,7 +71,7 @@
     </w:p>
     <w:p>
       <w:r>
-        <w:t>4. 查詢結果要呈現哪些欄位——目前使用人/位置、加上歷次異動軌跡？</w:t>
+        <w:t>4. 資產狀態代碼（使用中、報廢、待重配、維修）有沒有對照表？給我。</w:t>
       </w:r>
     </w:p>
     <w:p>
@@ -73,7 +81,7 @@
     </w:p>
     <w:p>
       <w:r>
-        <w:t>5. 常見對不上的狀況（主檔顯示 A、最新移轉單顯示 B）要怎麼標示提醒？</w:t>
+        <w:t>5. 使用人的個資（姓名之類）要不要遮罩？遮到什麼程度？</w:t>
       </w:r>
     </w:p>
     <w:p>
@@ -83,12 +91,45 @@
     </w:p>
     <w:p>
       <w:r>
-        <w:t>6. 查詢結果要交給誰、以什麼形式覆核或使用？</w:t>
+        <w:t>6. 查出來的結果要交給誰覆核？如果要異動，是不是還是得開移轉單、AI 不能直接改？</w:t>
       </w:r>
     </w:p>
     <w:p>
       <w:r>
         <w:t>回答：</w:t>
+      </w:r>
+    </w:p>
+    <w:p>
+      <w:pPr>
+        <w:pStyle w:val="Heading2"/>
+      </w:pPr>
+      <w:r>
+        <w:t>二、要用了之後、跟 AI 一起調整的事情（先了解即可，不用現在填）</w:t>
+      </w:r>
+    </w:p>
+    <w:p>
+      <w:r>
+        <w:t>• 上線先拿幾筆真實資產試查，核對它抓的現狀和異動歷程對不對，錯的回饋讓它修。</w:t>
+      </w:r>
+    </w:p>
+    <w:p>
+      <w:r>
+        <w:t>• 它只負責查詢和呈現，不會去改固資主檔或補開移轉單，這些一定人來。</w:t>
+      </w:r>
+    </w:p>
+    <w:p>
+      <w:r>
+        <w:t>• 遇到查無資料或欄位空白（例如人離職待重配），它會標「待補」而不亂填，你再確認。</w:t>
+      </w:r>
+    </w:p>
+    <w:p>
+      <w:r>
+        <w:t>• 把使用人個資的遮罩規則設好，讓它輸出時自動遮掉不該露出的資訊。</w:t>
+      </w:r>
+    </w:p>
+    <w:p>
+      <w:r>
+        <w:t>• 覺得現狀表或歷程表的欄位、排序要調，直接說，它會照你要的改。</w:t>
       </w:r>
     </w:p>
     <w:p/>
@@ -101,8 +142,16 @@
       </w:r>
     </w:p>
     <w:p>
+      <w:pPr>
+        <w:pStyle w:val="Heading2"/>
+      </w:pPr>
       <w:r>
-        <w:t>1. 常檢查哪幾類單據？每類單據「主管要求的指定內容」是什麼——必填欄位、特定說明、還是附佐證？</w:t>
+        <w:t>一、請您提供或確認的事情</w:t>
+      </w:r>
+    </w:p>
+    <w:p>
+      <w:r>
+        <w:t>1. 你要檢查工程師承辦的電子簽核單據，有沒有照主管指示填該填的內容，主要是哪幾種單據？先列出來。</w:t>
       </w:r>
     </w:p>
     <w:p>
@@ -112,7 +161,7 @@
     </w:p>
     <w:p>
       <w:r>
-        <w:t>2. 主管指示是成文規範還是口頭交代？口頭的部分要先寫進檢核表 AI 才能比對，這點確認嗎？</w:t>
+        <w:t>2. 主管指示「該填什麼」要變成一份可逐項檢查的清單（必填欄位、內容規定、要附什麼佐證），這份規則給我。</w:t>
       </w:r>
     </w:p>
     <w:p>
@@ -122,7 +171,7 @@
     </w:p>
     <w:p>
       <w:r>
-        <w:t>3. 電子簽核單據的內容能匯出或貼上供比對嗎？各欄位名稱固定嗎？</w:t>
+        <w:t>3. 「內容有沒有符合規定」怎麼判才不會太主觀？盡量把它變成可勾稽的具體條件。</w:t>
       </w:r>
     </w:p>
     <w:p>
@@ -132,7 +181,7 @@
     </w:p>
     <w:p>
       <w:r>
-        <w:t>4. 漏填、填了不符規定、缺佐證這幾種缺失要分開標示嗎？各自的建議動作是什麼？</w:t>
+        <w:t>4. 單據資料怎麼給 AI？（系統匯出文字、還是截圖／PDF）先給範例。</w:t>
       </w:r>
     </w:p>
     <w:p>
@@ -142,7 +191,7 @@
     </w:p>
     <w:p>
       <w:r>
-        <w:t>5. AI 只做合規性比對、標出缺失，不代退單不代核決，這個分工你認可嗎？</w:t>
+        <w:t>5. 檢查出漏填或不符後，退單補正的流程和通知對象是誰？</w:t>
       </w:r>
     </w:p>
     <w:p>
@@ -152,12 +201,45 @@
     </w:p>
     <w:p>
       <w:r>
-        <w:t>6. 稽核結果要以什麼形式交付——逐單清單、還是只列缺失單的待處理清單？</w:t>
+        <w:t>6. AI 只檢查「有沒有照指示填」、不評斷填得對不對，退單核決還是人做，這樣定位可以嗎？</w:t>
       </w:r>
     </w:p>
     <w:p>
       <w:r>
         <w:t>回答：</w:t>
+      </w:r>
+    </w:p>
+    <w:p>
+      <w:pPr>
+        <w:pStyle w:val="Heading2"/>
+      </w:pPr>
+      <w:r>
+        <w:t>二、要用了之後、跟 AI 一起調整的事情（先了解即可，不用現在填）</w:t>
+      </w:r>
+    </w:p>
+    <w:p>
+      <w:r>
+        <w:t>• 上線先拿幾張真實單據試跑，看它抓漏填、標不符準不準，錯的回饋讓它修。</w:t>
+      </w:r>
+    </w:p>
+    <w:p>
+      <w:r>
+        <w:t>• 把主管指示轉成越具體的檢查條件，它判得越準；太主觀的項目它會標「待人工確認」交給你。</w:t>
+      </w:r>
+    </w:p>
+    <w:p>
+      <w:r>
+        <w:t>• 它只挑出問題、不會幫你退單或判通過，這些一定副課長依流程處理。</w:t>
+      </w:r>
+    </w:p>
+    <w:p>
+      <w:r>
+        <w:t>• 單據是截圖／PDF 時若看不清欄位，它會標「待補」不亂猜，你再確認。</w:t>
+      </w:r>
+    </w:p>
+    <w:p>
+      <w:r>
+        <w:t>• 覺得稽核結果表或需補正清單的呈現要調，直接說，它會照你要的改。</w:t>
       </w:r>
     </w:p>
     <w:p/>
@@ -170,8 +252,16 @@
       </w:r>
     </w:p>
     <w:p>
+      <w:pPr>
+        <w:pStyle w:val="Heading2"/>
+      </w:pPr>
       <w:r>
-        <w:t>1. TWCERT/CC 的惡意 IP 通報怎麼進來——固定路徑檔案、公告、還是 email？格式一致嗎？</w:t>
+        <w:t>一、請您提供或確認的事情</w:t>
+      </w:r>
+    </w:p>
+    <w:p>
+      <w:r>
+        <w:t>1. 你要處理的是把 TWCERT/CC（台灣資安通報中心）通報的惡意 IP，整理成防火牆要加的黑名單，通報檔長什麼樣？先給範例。</w:t>
       </w:r>
     </w:p>
     <w:p>
@@ -181,7 +271,7 @@
     </w:p>
     <w:p>
       <w:r>
-        <w:t>2. 現行防火牆黑名單能匯出成清單供去重嗎？欄位（IP/CIDR、加入日、來源）齊全嗎？</w:t>
+        <w:t>2. 現在防火牆已經封的黑名單清單給我，這樣它才能去重、不重複加。</w:t>
       </w:r>
     </w:p>
     <w:p>
@@ -191,7 +281,7 @@
     </w:p>
     <w:p>
       <w:r>
-        <w:t>3. 公司自有公網段、合作夥伴/客戶 VPN 來源有沒有完整清單（誤封後果最嚴重）？</w:t>
+        <w:t>3. 公司自己對外用的網段、和保留網段（像 192.168 這種內網）清單一定要給我，避免它誤把自家 IP 列進去封掉。</w:t>
       </w:r>
     </w:p>
     <w:p>
@@ -201,7 +291,7 @@
     </w:p>
     <w:p>
       <w:r>
-        <w:t>4. IP 格式驗證與私網/保留段排除的規則要多嚴（例如拒收私網、拒收 0.0.0.0/0）？</w:t>
+        <w:t>4. IP 是要永久封還是暫時封？判斷準則是什麼？</w:t>
       </w:r>
     </w:p>
     <w:p>
@@ -211,7 +301,7 @@
     </w:p>
     <w:p>
       <w:r>
-        <w:t>5. 產出的是「待新增設定值清單」，實際在防火牆上設定由人操作，這個分工確認嗎？</w:t>
+        <w:t>5. 遇到疑似自家網段或看不清的 IP，是不是一律標「待人工確認」、不直接列進待封清單？</w:t>
       </w:r>
     </w:p>
     <w:p>
@@ -221,12 +311,45 @@
     </w:p>
     <w:p>
       <w:r>
-        <w:t>6. 永久封鎖的規範是什麼——要不要記錄來源/日期/事由供日後稽核？</w:t>
+        <w:t>6. 整理好的待封清單要給誰？實際在防火牆上加規則是不是還是人操作、AI 不能代做？</w:t>
       </w:r>
     </w:p>
     <w:p>
       <w:r>
         <w:t>回答：</w:t>
+      </w:r>
+    </w:p>
+    <w:p>
+      <w:pPr>
+        <w:pStyle w:val="Heading2"/>
+      </w:pPr>
+      <w:r>
+        <w:t>二、要用了之後、跟 AI 一起調整的事情（先了解即可，不用現在填）</w:t>
+      </w:r>
+    </w:p>
+    <w:p>
+      <w:r>
+        <w:t>• 上線先拿幾份真實通報試跑，核對它抓的 IP、去重、排除自家網段對不對，尤其誤封是零容忍，一定要抓出來糾正。</w:t>
+      </w:r>
+    </w:p>
+    <w:p>
+      <w:r>
+        <w:t>• 自家網段清單一定要維護到最新、給正確，這是避免誤封的關鍵，它照這份排除。</w:t>
+      </w:r>
+    </w:p>
+    <w:p>
+      <w:r>
+        <w:t>• 它只出「待設定清單」，實際在防火牆加規則、依變更流程留痕都還是副課長操作，AI 不會代登入設備。</w:t>
+      </w:r>
+    </w:p>
+    <w:p>
+      <w:r>
+        <w:t>• 通報是 PDF 時若某些 IP 看不清，它會標「待補」不亂編，你再確認。</w:t>
+      </w:r>
+    </w:p>
+    <w:p>
+      <w:r>
+        <w:t>• 用久了把常見的通報格式和判斷準則持續回饋，讓它抓得更準。</w:t>
       </w:r>
     </w:p>
     <w:p/>
